--- a/01_Course_Core/TAS2O_Unit_Plans_AI_Enhanced.docx
+++ b/01_Course_Core/TAS2O_Unit_Plans_AI_Enhanced.docx
@@ -32,10 +32,6 @@
         <w:jc w:val="center"/>
       </w:pPr>
       <w:r>
-        <w:rPr>
-          <w:i/>
-          <w:sz w:val="22"/>
-        </w:rPr>
         <w:t>AI-Enhanced Private School Implementation Package</w:t>
       </w:r>
     </w:p>
@@ -1089,9 +1085,7 @@
       </w:r>
     </w:p>
     <w:p>
-      <w:r>
-        <w:br w:type="page"/>
-      </w:r>
+      <w:r/>
     </w:p>
     <w:p>
       <w:pPr>
@@ -1220,16 +1214,8 @@
             <w:vAlign w:val="top"/>
           </w:tcPr>
           <w:p>
-            <w:pPr>
-              <w:spacing w:after="0"/>
-            </w:pPr>
-            <w:r/>
             <w:r>
-              <w:rPr>
-                <w:b w:val="0"/>
-                <w:sz w:val="17"/>
-              </w:rPr>
-              <w:t>Students learn how technology courses operate safely and responsibly. They are introduced to the engineering design process, basic tools, classroom safety expectations, PPE, risk assessment, and responsible AI use as a learning assistant.</w:t>
+              <w:t>Students learn how technology courses operate safely and responsibly. They are introduced to the engineering design process, basic tools, classroom safety expectations, PPE, risk assessment, and responsible AI use as a learning assistant. Specific expectation focus: A1.1-A1.4, A4, B2, and B3 through safety routines, design communication, and a small design challenge.</w:t>
             </w:r>
           </w:p>
         </w:tc>
@@ -2190,16 +2176,8 @@
             <w:vAlign w:val="top"/>
           </w:tcPr>
           <w:p>
-            <w:pPr>
-              <w:spacing w:after="0"/>
-            </w:pPr>
-            <w:r/>
             <w:r>
-              <w:rPr>
-                <w:b w:val="0"/>
-                <w:sz w:val="17"/>
-              </w:rPr>
-              <w:t>Students learn measurement systems, accuracy, precision, tolerance, materials comparison, and quality control. They collect data, analyze errors, and use AI to help interpret measurement patterns while maintaining human verification.</w:t>
+              <w:t>Students learn measurement systems, accuracy, precision, tolerance, materials comparison, and quality control. They collect data, analyze errors, and use AI to help interpret measurement patterns while maintaining human verification. Specific expectation focus: A1-A4 and B1 through measurement, materials testing, quality control, and AI verification.</w:t>
             </w:r>
           </w:p>
         </w:tc>
@@ -3152,16 +3130,8 @@
             <w:vAlign w:val="top"/>
           </w:tcPr>
           <w:p>
-            <w:pPr>
-              <w:spacing w:after="0"/>
-            </w:pPr>
-            <w:r/>
             <w:r>
-              <w:rPr>
-                <w:b w:val="0"/>
-                <w:sz w:val="17"/>
-              </w:rPr>
-              <w:t>Students move from sketches to digital models and prototypes. They apply design criteria and constraints to create a product such as a phone stand, desk organizer, assistive handle, nameplate, enclosure, or storage solution.</w:t>
+              <w:t>Students move from sketches to digital models and prototypes. They apply design criteria and constraints to create a product such as a phone stand, desk organizer, assistive handle, nameplate, enclosure, or storage solution. Specific expectation focus: A1-A4 and B1-B2 through CAD documentation, prototyping, testing, and revision.</w:t>
             </w:r>
           </w:p>
         </w:tc>
@@ -4122,16 +4092,8 @@
             <w:vAlign w:val="top"/>
           </w:tcPr>
           <w:p>
-            <w:pPr>
-              <w:spacing w:after="0"/>
-            </w:pPr>
-            <w:r/>
             <w:r>
-              <w:rPr>
-                <w:b w:val="0"/>
-                <w:sz w:val="17"/>
-              </w:rPr>
-              <w:t>Students learn input-process-output systems through a simple automation or sensor-based prototype. They may use micro:bit, Arduino, Raspberry Pi Pico, or a simulation platform such as Tinkercad Circuits.</w:t>
+              <w:t>Students learn input-process-output systems through a simple automation or sensor-based prototype. They may use micro:bit, Arduino, Raspberry Pi Pico, or a simulation platform such as Tinkercad Circuits. Specific expectation focus: A1-A4, B1, and B2 through automation design, debugging, and demo evidence.</w:t>
             </w:r>
           </w:p>
         </w:tc>
@@ -5108,16 +5070,8 @@
             <w:vAlign w:val="top"/>
           </w:tcPr>
           <w:p>
-            <w:pPr>
-              <w:spacing w:after="0"/>
-            </w:pPr>
-            <w:r/>
             <w:r>
-              <w:rPr>
-                <w:b w:val="0"/>
-                <w:sz w:val="17"/>
-              </w:rPr>
-              <w:t>Students connect technological development to sustainability, society, workplaces, and career pathways. They research skilled trades, apprenticeship, college pathways, technology roles, and the future impact of AI and automation.</w:t>
+              <w:t>Students connect technological development to sustainability, society, workplaces, and career pathways. They research skilled trades, apprenticeship, college pathways, technology roles, and the future impact of AI and automation. Specific expectation focus: A1, B1, B2, and B3 through sustainability analysis and career/pathway investigation.</w:t>
             </w:r>
           </w:p>
         </w:tc>
@@ -6062,16 +6016,8 @@
             <w:vAlign w:val="top"/>
           </w:tcPr>
           <w:p>
-            <w:pPr>
-              <w:spacing w:after="0"/>
-            </w:pPr>
-            <w:r/>
             <w:r>
-              <w:rPr>
-                <w:b w:val="0"/>
-                <w:sz w:val="17"/>
-              </w:rPr>
-              <w:t>Students complete a final design challenge by identifying a real problem, planning a solution, building or simulating a prototype, testing it, refining it, and presenting a final portfolio. This unit serves as the major final evaluation evidence.</w:t>
+              <w:t>Students complete a final design challenge by identifying a real problem, planning a solution, building or simulating a prototype, testing it, refining it, and presenting a final portfolio. This unit serves as the major final evaluation evidence. Specific expectation focus: A1-A4 and B1-B3 through capstone planning, building, testing, refining, and presentation.</w:t>
             </w:r>
           </w:p>
         </w:tc>

--- a/01_Course_Core/TAS2O_Unit_Plans_AI_Enhanced.docx
+++ b/01_Course_Core/TAS2O_Unit_Plans_AI_Enhanced.docx
@@ -114,16 +114,8 @@
             <w:vAlign w:val="top"/>
           </w:tcPr>
           <w:p>
-            <w:pPr>
-              <w:spacing w:after="0"/>
-            </w:pPr>
-            <w:r/>
             <w:r>
-              <w:rPr>
-                <w:b w:val="0"/>
-                <w:sz w:val="18"/>
-              </w:rPr>
-              <w:t>[Insert School Name]</w:t>
+              <w:t>Webtree Academy</w:t>
             </w:r>
           </w:p>
         </w:tc>
@@ -154,16 +146,8 @@
             <w:vAlign w:val="top"/>
           </w:tcPr>
           <w:p>
-            <w:pPr>
-              <w:spacing w:after="0"/>
-            </w:pPr>
-            <w:r/>
             <w:r>
-              <w:rPr>
-                <w:b w:val="0"/>
-                <w:sz w:val="18"/>
-              </w:rPr>
-              <w:t>[Insert BSID]</w:t>
+              <w:t>883796</w:t>
             </w:r>
           </w:p>
         </w:tc>
@@ -234,15 +218,7 @@
             <w:vAlign w:val="top"/>
           </w:tcPr>
           <w:p>
-            <w:pPr>
-              <w:spacing w:after="0"/>
-            </w:pPr>
-            <w:r/>
             <w:r>
-              <w:rPr>
-                <w:b w:val="0"/>
-                <w:sz w:val="18"/>
-              </w:rPr>
               <w:t>TAS2O</w:t>
             </w:r>
           </w:p>
@@ -274,15 +250,7 @@
             <w:vAlign w:val="top"/>
           </w:tcPr>
           <w:p>
-            <w:pPr>
-              <w:spacing w:after="0"/>
-            </w:pPr>
-            <w:r/>
             <w:r>
-              <w:rPr>
-                <w:b w:val="0"/>
-                <w:sz w:val="18"/>
-              </w:rPr>
               <w:t>1.0</w:t>
             </w:r>
           </w:p>
@@ -314,15 +282,7 @@
             <w:vAlign w:val="top"/>
           </w:tcPr>
           <w:p>
-            <w:pPr>
-              <w:spacing w:after="0"/>
-            </w:pPr>
-            <w:r/>
             <w:r>
-              <w:rPr>
-                <w:b w:val="0"/>
-                <w:sz w:val="18"/>
-              </w:rPr>
               <w:t>110 hours</w:t>
             </w:r>
           </w:p>
@@ -354,15 +314,7 @@
             <w:vAlign w:val="top"/>
           </w:tcPr>
           <w:p>
-            <w:pPr>
-              <w:spacing w:after="0"/>
-            </w:pPr>
-            <w:r/>
             <w:r>
-              <w:rPr>
-                <w:b w:val="0"/>
-                <w:sz w:val="18"/>
-              </w:rPr>
               <w:t>Open</w:t>
             </w:r>
           </w:p>
@@ -394,15 +346,7 @@
             <w:vAlign w:val="top"/>
           </w:tcPr>
           <w:p>
-            <w:pPr>
-              <w:spacing w:after="0"/>
-            </w:pPr>
-            <w:r/>
             <w:r>
-              <w:rPr>
-                <w:b w:val="0"/>
-                <w:sz w:val="18"/>
-              </w:rPr>
               <w:t>None</w:t>
             </w:r>
           </w:p>
@@ -434,16 +378,8 @@
             <w:vAlign w:val="top"/>
           </w:tcPr>
           <w:p>
-            <w:pPr>
-              <w:spacing w:after="0"/>
-            </w:pPr>
-            <w:r/>
             <w:r>
-              <w:rPr>
-                <w:b w:val="0"/>
-                <w:sz w:val="18"/>
-              </w:rPr>
-              <w:t>[Insert Date]</w:t>
+              <w:t>2026-05-12</w:t>
             </w:r>
           </w:p>
         </w:tc>
@@ -6973,16 +6909,8 @@
             <w:vAlign w:val="top"/>
           </w:tcPr>
           <w:p>
-            <w:pPr>
-              <w:spacing w:after="0"/>
-            </w:pPr>
-            <w:r/>
             <w:r>
-              <w:rPr>
-                <w:b w:val="0"/>
-                <w:sz w:val="17"/>
-              </w:rPr>
-              <w:t>[Insert]</w:t>
+              <w:t>Unit 1 - Safety, Tools, AI Literacy &amp; Engineering Design Process</w:t>
             </w:r>
           </w:p>
         </w:tc>
@@ -7013,16 +6941,8 @@
             <w:vAlign w:val="top"/>
           </w:tcPr>
           <w:p>
-            <w:pPr>
-              <w:spacing w:after="0"/>
-            </w:pPr>
-            <w:r/>
             <w:r>
-              <w:rPr>
-                <w:b w:val="0"/>
-                <w:sz w:val="17"/>
-              </w:rPr>
-              <w:t>[Insert 3-5 student-facing goals]</w:t>
+              <w:t>3-5 student-facing goals tied to safety, design process, and responsible AI use.</w:t>
             </w:r>
           </w:p>
         </w:tc>
@@ -7053,16 +6973,8 @@
             <w:vAlign w:val="top"/>
           </w:tcPr>
           <w:p>
-            <w:pPr>
-              <w:spacing w:after="0"/>
-            </w:pPr>
-            <w:r/>
             <w:r>
-              <w:rPr>
-                <w:b w:val="0"/>
-                <w:sz w:val="17"/>
-              </w:rPr>
-              <w:t>[Insert observable criteria]</w:t>
+              <w:t>Observable criteria showing what students can do, explain, or demonstrate.</w:t>
             </w:r>
           </w:p>
         </w:tc>
@@ -7093,16 +7005,8 @@
             <w:vAlign w:val="top"/>
           </w:tcPr>
           <w:p>
-            <w:pPr>
-              <w:spacing w:after="0"/>
-            </w:pPr>
-            <w:r/>
             <w:r>
-              <w:rPr>
-                <w:b w:val="0"/>
-                <w:sz w:val="17"/>
-              </w:rPr>
-              <w:t>[Insert TAS2O A/B expectations]</w:t>
+              <w:t>A1.1-A1.4, A4, B2, B3</w:t>
             </w:r>
           </w:p>
         </w:tc>
@@ -7133,16 +7037,8 @@
             <w:vAlign w:val="top"/>
           </w:tcPr>
           <w:p>
-            <w:pPr>
-              <w:spacing w:after="0"/>
-            </w:pPr>
-            <w:r/>
             <w:r>
-              <w:rPr>
-                <w:b w:val="0"/>
-                <w:sz w:val="17"/>
-              </w:rPr>
-              <w:t>[Insert lesson blocks]</w:t>
+              <w:t>Safety Passport, AI Tool Use Agreement, mini design challenge evidence, and reflection.</w:t>
             </w:r>
           </w:p>
         </w:tc>
@@ -7173,16 +7069,8 @@
             <w:vAlign w:val="top"/>
           </w:tcPr>
           <w:p>
-            <w:pPr>
-              <w:spacing w:after="0"/>
-            </w:pPr>
-            <w:r/>
             <w:r>
-              <w:rPr>
-                <w:b w:val="0"/>
-                <w:sz w:val="17"/>
-              </w:rPr>
-              <w:t>[Insert assignment / product / portfolio evidence]</w:t>
+              <w:t>6-8 lesson blocks or equivalent instructional chunks.</w:t>
             </w:r>
           </w:p>
         </w:tc>
@@ -7213,16 +7101,8 @@
             <w:vAlign w:val="top"/>
           </w:tcPr>
           <w:p>
-            <w:pPr>
-              <w:spacing w:after="0"/>
-            </w:pPr>
-            <w:r/>
             <w:r>
-              <w:rPr>
-                <w:b w:val="0"/>
-                <w:sz w:val="17"/>
-              </w:rPr>
-              <w:t>[Allowed AI use, required verification, AI Use Log requirements]</w:t>
+              <w:t>Direct instruction, modelling, guided practice, conferencing, and supervised lab routines.</w:t>
             </w:r>
           </w:p>
         </w:tc>
@@ -7253,16 +7133,8 @@
             <w:vAlign w:val="top"/>
           </w:tcPr>
           <w:p>
-            <w:pPr>
-              <w:spacing w:after="0"/>
-            </w:pPr>
-            <w:r/>
             <w:r>
-              <w:rPr>
-                <w:b w:val="0"/>
-                <w:sz w:val="17"/>
-              </w:rPr>
-              <w:t>[PPE, tools, supervision, approvals, risk assessment]</w:t>
+              <w:t>No tool use without teacher demonstration and permission; document all AI use.</w:t>
             </w:r>
           </w:p>
         </w:tc>
@@ -7293,16 +7165,8 @@
             <w:vAlign w:val="top"/>
           </w:tcPr>
           <w:p>
-            <w:pPr>
-              <w:spacing w:after="0"/>
-            </w:pPr>
-            <w:r/>
             <w:r>
-              <w:rPr>
-                <w:b w:val="0"/>
-                <w:sz w:val="17"/>
-              </w:rPr>
-              <w:t>[ELL, IEP, learning needs, alternative evidence]</w:t>
+              <w:t>PPE, safety contract, tool safety sheets, and no-tool backup task if needed.</w:t>
             </w:r>
           </w:p>
         </w:tc>
@@ -7333,16 +7197,8 @@
             <w:vAlign w:val="top"/>
           </w:tcPr>
           <w:p>
-            <w:pPr>
-              <w:spacing w:after="0"/>
-            </w:pPr>
-            <w:r/>
             <w:r>
-              <w:rPr>
-                <w:b w:val="0"/>
-                <w:sz w:val="17"/>
-              </w:rPr>
-              <w:t>[Tools, software, readings, handouts, templates]</w:t>
+              <w:t>Carlos Chen / Henry Michels</w:t>
             </w:r>
           </w:p>
         </w:tc>
@@ -7896,16 +7752,8 @@
             <w:vAlign w:val="top"/>
           </w:tcPr>
           <w:p>
-            <w:pPr>
-              <w:spacing w:after="0"/>
-            </w:pPr>
-            <w:r/>
             <w:r>
-              <w:rPr>
-                <w:b w:val="0"/>
-                <w:sz w:val="17"/>
-              </w:rPr>
-              <w:t>[Name / Date]</w:t>
+              <w:t>Carlos Chen</w:t>
             </w:r>
           </w:p>
         </w:tc>
@@ -7936,16 +7784,8 @@
             <w:vAlign w:val="top"/>
           </w:tcPr>
           <w:p>
-            <w:pPr>
-              <w:spacing w:after="0"/>
-            </w:pPr>
-            <w:r/>
             <w:r>
-              <w:rPr>
-                <w:b w:val="0"/>
-                <w:sz w:val="17"/>
-              </w:rPr>
-              <w:t>[Name / Date]</w:t>
+              <w:t>Carlos Chen</w:t>
             </w:r>
           </w:p>
         </w:tc>
@@ -7976,16 +7816,8 @@
             <w:vAlign w:val="top"/>
           </w:tcPr>
           <w:p>
-            <w:pPr>
-              <w:spacing w:after="0"/>
-            </w:pPr>
-            <w:r/>
             <w:r>
-              <w:rPr>
-                <w:b w:val="0"/>
-                <w:sz w:val="17"/>
-              </w:rPr>
-              <w:t>[Name / Date]</w:t>
+              <w:t>Henry Michels</w:t>
             </w:r>
           </w:p>
         </w:tc>
@@ -8016,16 +7848,8 @@
             <w:vAlign w:val="top"/>
           </w:tcPr>
           <w:p>
-            <w:pPr>
-              <w:spacing w:after="0"/>
-            </w:pPr>
-            <w:r/>
             <w:r>
-              <w:rPr>
-                <w:b w:val="0"/>
-                <w:sz w:val="17"/>
-              </w:rPr>
-              <w:t>[Name / Date]</w:t>
+              <w:t>Webtree Academy Admin</w:t>
             </w:r>
           </w:p>
         </w:tc>
@@ -8262,15 +8086,7 @@
             <w:vAlign w:val="top"/>
           </w:tcPr>
           <w:p>
-            <w:pPr>
-              <w:spacing w:after="0"/>
-            </w:pPr>
-            <w:r/>
             <w:r>
-              <w:rPr>
-                <w:b w:val="0"/>
-                <w:sz w:val="17"/>
-              </w:rPr>
               <w:t>1.0</w:t>
             </w:r>
           </w:p>
@@ -8281,16 +8097,8 @@
             <w:vAlign w:val="top"/>
           </w:tcPr>
           <w:p>
-            <w:pPr>
-              <w:spacing w:after="0"/>
-            </w:pPr>
-            <w:r/>
             <w:r>
-              <w:rPr>
-                <w:b w:val="0"/>
-                <w:sz w:val="17"/>
-              </w:rPr>
-              <w:t>[Insert]</w:t>
+              <w:t>2026-05-12</w:t>
             </w:r>
           </w:p>
         </w:tc>
@@ -8300,16 +8108,8 @@
             <w:vAlign w:val="top"/>
           </w:tcPr>
           <w:p>
-            <w:pPr>
-              <w:spacing w:after="0"/>
-            </w:pPr>
-            <w:r/>
             <w:r>
-              <w:rPr>
-                <w:b w:val="0"/>
-                <w:sz w:val="17"/>
-              </w:rPr>
-              <w:t>[Insert]</w:t>
+              <w:t>Carlos Chen</w:t>
             </w:r>
           </w:p>
         </w:tc>
@@ -8319,16 +8119,8 @@
             <w:vAlign w:val="top"/>
           </w:tcPr>
           <w:p>
-            <w:pPr>
-              <w:spacing w:after="0"/>
-            </w:pPr>
-            <w:r/>
             <w:r>
-              <w:rPr>
-                <w:b w:val="0"/>
-                <w:sz w:val="17"/>
-              </w:rPr>
-              <w:t>Initial unit plan package prepared for TAS2O implementation.</w:t>
+              <w:t>Initial unit plan package prepared for Webtree Academy implementation.</w:t>
             </w:r>
           </w:p>
         </w:tc>
@@ -8340,15 +8132,7 @@
             <w:vAlign w:val="top"/>
           </w:tcPr>
           <w:p>
-            <w:pPr>
-              <w:spacing w:after="0"/>
-            </w:pPr>
-            <w:r/>
             <w:r>
-              <w:rPr>
-                <w:b w:val="0"/>
-                <w:sz w:val="17"/>
-              </w:rPr>
               <w:t>1.1</w:t>
             </w:r>
           </w:p>
@@ -8359,16 +8143,8 @@
             <w:vAlign w:val="top"/>
           </w:tcPr>
           <w:p>
-            <w:pPr>
-              <w:spacing w:after="0"/>
-            </w:pPr>
-            <w:r/>
             <w:r>
-              <w:rPr>
-                <w:b w:val="0"/>
-                <w:sz w:val="17"/>
-              </w:rPr>
-              <w:t>[Insert]</w:t>
+              <w:t>2026-05-12</w:t>
             </w:r>
           </w:p>
         </w:tc>
@@ -8378,16 +8154,8 @@
             <w:vAlign w:val="top"/>
           </w:tcPr>
           <w:p>
-            <w:pPr>
-              <w:spacing w:after="0"/>
-            </w:pPr>
-            <w:r/>
             <w:r>
-              <w:rPr>
-                <w:b w:val="0"/>
-                <w:sz w:val="17"/>
-              </w:rPr>
-              <w:t>[Insert]</w:t>
+              <w:t>Carlos Chen</w:t>
             </w:r>
           </w:p>
         </w:tc>
@@ -8397,16 +8165,8 @@
             <w:vAlign w:val="top"/>
           </w:tcPr>
           <w:p>
-            <w:pPr>
-              <w:spacing w:after="0"/>
-            </w:pPr>
-            <w:r/>
             <w:r>
-              <w:rPr>
-                <w:b w:val="0"/>
-                <w:sz w:val="17"/>
-              </w:rPr>
-              <w:t>Update after teacher review / Ministry inspection feedback.</w:t>
+              <w:t>Updated for Webtree Academy school identity, hybrid delivery, and inspection readiness.</w:t>
             </w:r>
           </w:p>
         </w:tc>
@@ -8418,15 +8178,7 @@
             <w:vAlign w:val="top"/>
           </w:tcPr>
           <w:p>
-            <w:pPr>
-              <w:spacing w:after="0"/>
-            </w:pPr>
-            <w:r/>
             <w:r>
-              <w:rPr>
-                <w:b w:val="0"/>
-                <w:sz w:val="17"/>
-              </w:rPr>
               <w:t>1.2</w:t>
             </w:r>
           </w:p>
@@ -8437,16 +8189,8 @@
             <w:vAlign w:val="top"/>
           </w:tcPr>
           <w:p>
-            <w:pPr>
-              <w:spacing w:after="0"/>
-            </w:pPr>
-            <w:r/>
             <w:r>
-              <w:rPr>
-                <w:b w:val="0"/>
-                <w:sz w:val="17"/>
-              </w:rPr>
-              <w:t>[Insert]</w:t>
+              <w:t>2026-05-12</w:t>
             </w:r>
           </w:p>
         </w:tc>
@@ -8456,16 +8200,8 @@
             <w:vAlign w:val="top"/>
           </w:tcPr>
           <w:p>
-            <w:pPr>
-              <w:spacing w:after="0"/>
-            </w:pPr>
-            <w:r/>
             <w:r>
-              <w:rPr>
-                <w:b w:val="0"/>
-                <w:sz w:val="17"/>
-              </w:rPr>
-              <w:t>[Insert]</w:t>
+              <w:t>Henry Michels</w:t>
             </w:r>
           </w:p>
         </w:tc>
@@ -8475,16 +8211,8 @@
             <w:vAlign w:val="top"/>
           </w:tcPr>
           <w:p>
-            <w:pPr>
-              <w:spacing w:after="0"/>
-            </w:pPr>
-            <w:r/>
             <w:r>
-              <w:rPr>
-                <w:b w:val="0"/>
-                <w:sz w:val="17"/>
-              </w:rPr>
-              <w:t>Update after first semester delivery and student work review.</w:t>
+              <w:t>Reviewed for principal sign-off and school submission readiness.</w:t>
             </w:r>
           </w:p>
         </w:tc>

--- a/01_Course_Core/TAS2O_Unit_Plans_AI_Enhanced.docx
+++ b/01_Course_Core/TAS2O_Unit_Plans_AI_Enhanced.docx
@@ -7880,16 +7880,8 @@
             <w:vAlign w:val="top"/>
           </w:tcPr>
           <w:p>
-            <w:pPr>
-              <w:spacing w:after="0"/>
-            </w:pPr>
-            <w:r/>
             <w:r>
-              <w:rPr>
-                <w:b w:val="0"/>
-                <w:sz w:val="17"/>
-              </w:rPr>
-              <w:t>[Yes / No / Notes]</w:t>
+              <w:t>Complete before course launch; note any gaps or pending items here.</w:t>
             </w:r>
           </w:p>
         </w:tc>
@@ -7920,16 +7912,8 @@
             <w:vAlign w:val="top"/>
           </w:tcPr>
           <w:p>
-            <w:pPr>
-              <w:spacing w:after="0"/>
-            </w:pPr>
-            <w:r/>
             <w:r>
-              <w:rPr>
-                <w:b w:val="0"/>
-                <w:sz w:val="17"/>
-              </w:rPr>
-              <w:t>[Yes / No / Notes]</w:t>
+              <w:t>Complete before students use any AI tools in TAS2O.</w:t>
             </w:r>
           </w:p>
         </w:tc>
@@ -7960,16 +7944,8 @@
             <w:vAlign w:val="top"/>
           </w:tcPr>
           <w:p>
-            <w:pPr>
-              <w:spacing w:after="0"/>
-            </w:pPr>
-            <w:r/>
             <w:r>
-              <w:rPr>
-                <w:b w:val="0"/>
-                <w:sz w:val="17"/>
-              </w:rPr>
-              <w:t>[Yes / No / Notes]</w:t>
+              <w:t>Complete before tools, materials, or digital resources are issued.</w:t>
             </w:r>
           </w:p>
         </w:tc>

--- a/01_Course_Core/TAS2O_Unit_Plans_AI_Enhanced.docx
+++ b/01_Course_Core/TAS2O_Unit_Plans_AI_Enhanced.docx
@@ -6830,6 +6830,26 @@
         <w:t>Appendix A: Unit Plan Quick-Use Template</w:t>
       </w:r>
     </w:p>
+    <w:p>
+      <w:r>
+        <w:t>Indigenous and Community Integration</w:t>
+      </w:r>
+    </w:p>
+    <w:p>
+      <w:r>
+        <w:t>Unit 1: Students answer a design-launch question about where technology ideas come from and compare how different communities define a need, user, or design constraint. The task requires them to consider First Nations, M?tis, Inuit, and local community perspectives when identifying criteria and success measures.</w:t>
+      </w:r>
+    </w:p>
+    <w:p>
+      <w:r>
+        <w:t>Unit 3: Students complete the Indigenous innovation lesson plan and analyze case studies such as Inuit qarmat-style shelter design, Haudenosaunee Three Sisters agricultural systems, Anishinaabe birchbark canoe knowledge, and Cree or M?tis land stewardship practices. They explain how materials, form, sustainability, and function are connected.</w:t>
+      </w:r>
+    </w:p>
+    <w:p>
+      <w:r>
+        <w:t>Unit 5: Students research a sustainability or career pathway topic through a diverse community lens, including respectful use of Indigenous knowledge, land stewardship, accessibility, and responsible resource use. They document how those perspectives influence design choices, careers, or technology impacts.</w:t>
+      </w:r>
+    </w:p>
     <w:tbl>
       <w:tblPr>
         <w:tblStyle w:val="TableGrid"/>
@@ -8272,6 +8292,10 @@
         <w:t>_______________________________________________________________________________________________</w:t>
       </w:r>
     </w:p>
+    <w:p/>
+    <w:p/>
+    <w:p/>
+    <w:p/>
     <w:sectPr>
       <w:footerReference w:type="default" r:id="rId9"/>
       <w:pgSz w:w="12240" w:h="15840"/>
